--- a/flower_backend/doctypes/BA.docx
+++ b/flower_backend/doctypes/BA.docx
@@ -91,20 +91,18 @@
         <w:jc w:val="left"/>
         <w:rPr>
           <w:rFonts w:ascii="Arial" w:hAnsi="Arial" w:eastAsia="Arial" w:cs="Arial"/>
-          <w:b/>
-          <w:b/>
-          <w:sz w:val="20"/>
-          <w:szCs w:val="20"/>
-        </w:rPr>
-      </w:pPr>
-      <w:r>
-        <w:rPr>
-          <w:rFonts w:eastAsia="Arial" w:cs="Arial" w:ascii="Arial" w:hAnsi="Arial"/>
-          <w:b/>
-          <w:sz w:val="20"/>
-          <w:szCs w:val="20"/>
-        </w:rPr>
-        <w:t>{{ ba.etudiant.firstname }} {{ba.etudiant.lastname }}</w:t>
+          <w:color w:val="000000"/>
+          <w:sz w:val="20"/>
+          <w:szCs w:val="20"/>
+        </w:rPr>
+      </w:pPr>
+      <w:r>
+        <w:rPr>
+          <w:rFonts w:eastAsia="Arial" w:cs="Arial" w:ascii="Arial" w:hAnsi="Arial"/>
+          <w:color w:val="000000"/>
+          <w:sz w:val="20"/>
+          <w:szCs w:val="20"/>
+        </w:rPr>
       </w:r>
     </w:p>
     <w:p>
@@ -114,26 +112,22 @@
         <w:jc w:val="left"/>
         <w:rPr>
           <w:rFonts w:ascii="Arial" w:hAnsi="Arial" w:eastAsia="Arial" w:cs="Arial"/>
-          <w:sz w:val="20"/>
-          <w:szCs w:val="20"/>
-        </w:rPr>
-      </w:pPr>
-      <w:r>
-        <w:rPr>
-          <w:rFonts w:eastAsia="Arial" w:cs="Arial" w:ascii="Arial" w:hAnsi="Arial"/>
-          <w:color w:val="000000"/>
-          <w:sz w:val="20"/>
-          <w:szCs w:val="20"/>
-        </w:rPr>
-        <w:t>demeurant à : {{</w:t>
-      </w:r>
-      <w:r>
-        <w:rPr>
-          <w:rFonts w:eastAsia="Arial" w:cs="Arial" w:ascii="Arial" w:hAnsi="Arial"/>
-          <w:sz w:val="20"/>
-          <w:szCs w:val="20"/>
-        </w:rPr>
-        <w:t xml:space="preserve"> ba.etudiant.address }}</w:t>
+          <w:color w:val="000000"/>
+          <w:sz w:val="20"/>
+          <w:szCs w:val="20"/>
+        </w:rPr>
+      </w:pPr>
+      <w:r>
+        <w:rPr>
+          <w:rFonts w:eastAsia="Arial" w:cs="Arial" w:ascii="Arial" w:hAnsi="Arial"/>
+          <w:color w:val="000000"/>
+          <w:sz w:val="20"/>
+          <w:szCs w:val="20"/>
+        </w:rPr>
+        <w:t xml:space="preserve">Entre : </w:t>
+        <w:tab/>
+        <w:tab/>
+        <w:t xml:space="preserve">Ouest INSA </w:t>
       </w:r>
     </w:p>
     <w:p>
@@ -143,17 +137,27 @@
         <w:jc w:val="left"/>
         <w:rPr>
           <w:rFonts w:ascii="Arial" w:hAnsi="Arial" w:eastAsia="Arial" w:cs="Arial"/>
-          <w:sz w:val="20"/>
-          <w:szCs w:val="20"/>
-        </w:rPr>
-      </w:pPr>
-      <w:r>
-        <w:rPr>
-          <w:rFonts w:eastAsia="Arial" w:cs="Arial" w:ascii="Arial" w:hAnsi="Arial"/>
-          <w:sz w:val="20"/>
-          <w:szCs w:val="20"/>
-        </w:rPr>
-        <w:t>joignable au : {{ ba.etudiant.mobile }}</w:t>
+          <w:color w:val="000000"/>
+          <w:sz w:val="20"/>
+          <w:szCs w:val="20"/>
+        </w:rPr>
+      </w:pPr>
+      <w:r>
+        <w:rPr>
+          <w:rFonts w:eastAsia="Arial" w:cs="Arial" w:ascii="Arial" w:hAnsi="Arial"/>
+          <w:color w:val="000000"/>
+          <w:sz w:val="20"/>
+          <w:szCs w:val="20"/>
+        </w:rPr>
+        <w:tab/>
+        <w:tab/>
+      </w:r>
+      <w:r>
+        <w:rPr>
+          <w:rFonts w:ascii="arial" w:hAnsi="arial"/>
+          <w:sz w:val="23"/>
+        </w:rPr>
+        <w:t>située 20 avenue des Buttes de Coësmes, 35700 Rennes</w:t>
       </w:r>
     </w:p>
     <w:p>
@@ -163,16 +167,146 @@
         <w:jc w:val="left"/>
         <w:rPr>
           <w:rFonts w:ascii="Arial" w:hAnsi="Arial" w:eastAsia="Arial" w:cs="Arial"/>
-          <w:sz w:val="20"/>
-          <w:szCs w:val="20"/>
-        </w:rPr>
-      </w:pPr>
-      <w:r>
-        <w:rPr>
-          <w:rFonts w:eastAsia="Arial" w:cs="Arial" w:ascii="Arial" w:hAnsi="Arial"/>
-          <w:sz w:val="20"/>
-          <w:szCs w:val="20"/>
-        </w:rPr>
+          <w:color w:val="000000"/>
+          <w:sz w:val="20"/>
+          <w:szCs w:val="20"/>
+        </w:rPr>
+      </w:pPr>
+      <w:r>
+        <w:rPr>
+          <w:rFonts w:ascii="arial" w:hAnsi="arial"/>
+          <w:sz w:val="23"/>
+        </w:rPr>
+        <w:tab/>
+        <w:tab/>
+        <w:t>représentée par son président Matthieu Hillairet</w:t>
+      </w:r>
+    </w:p>
+    <w:p>
+      <w:pPr>
+        <w:pStyle w:val="Normal"/>
+        <w:spacing w:lineRule="auto" w:line="360"/>
+        <w:jc w:val="left"/>
+        <w:rPr>
+          <w:rFonts w:ascii="Arial" w:hAnsi="Arial" w:eastAsia="Arial" w:cs="Arial"/>
+          <w:color w:val="000000"/>
+          <w:sz w:val="20"/>
+          <w:szCs w:val="20"/>
+        </w:rPr>
+      </w:pPr>
+      <w:r>
+        <w:rPr>
+          <w:rFonts w:ascii="arial" w:hAnsi="arial"/>
+          <w:sz w:val="23"/>
+        </w:rPr>
+        <w:tab/>
+        <w:tab/>
+        <w:t>D’une part,</w:t>
+      </w:r>
+    </w:p>
+    <w:p>
+      <w:pPr>
+        <w:pStyle w:val="Normal"/>
+        <w:spacing w:lineRule="auto" w:line="360"/>
+        <w:jc w:val="left"/>
+        <w:rPr>
+          <w:rFonts w:ascii="Arial" w:hAnsi="Arial" w:eastAsia="Arial" w:cs="Arial"/>
+          <w:color w:val="000000"/>
+          <w:sz w:val="20"/>
+          <w:szCs w:val="20"/>
+        </w:rPr>
+      </w:pPr>
+      <w:r>
+        <w:rPr>
+          <w:rFonts w:ascii="arial" w:hAnsi="arial"/>
+          <w:sz w:val="23"/>
+        </w:rPr>
+        <w:t>Et :</w:t>
+        <w:tab/>
+        <w:tab/>
+      </w:r>
+      <w:r>
+        <w:rPr>
+          <w:rFonts w:eastAsia="Arial" w:cs="Arial" w:ascii="Arial" w:hAnsi="Arial"/>
+          <w:b/>
+          <w:sz w:val="20"/>
+          <w:szCs w:val="20"/>
+        </w:rPr>
+        <w:t>{{ ba.etudiant.firstname }} {{ba.etudiant.lastname }}</w:t>
+      </w:r>
+    </w:p>
+    <w:p>
+      <w:pPr>
+        <w:pStyle w:val="Normal"/>
+        <w:spacing w:lineRule="auto" w:line="360"/>
+        <w:jc w:val="left"/>
+        <w:rPr>
+          <w:rFonts w:ascii="Arial" w:hAnsi="Arial" w:eastAsia="Arial" w:cs="Arial"/>
+          <w:sz w:val="20"/>
+          <w:szCs w:val="20"/>
+        </w:rPr>
+      </w:pPr>
+      <w:r>
+        <w:rPr>
+          <w:rFonts w:eastAsia="Arial" w:cs="Arial" w:ascii="Arial" w:hAnsi="Arial"/>
+          <w:color w:val="000000"/>
+          <w:sz w:val="20"/>
+          <w:szCs w:val="20"/>
+        </w:rPr>
+        <w:tab/>
+        <w:tab/>
+        <w:t>demeurant à : {{</w:t>
+      </w:r>
+      <w:r>
+        <w:rPr>
+          <w:rFonts w:eastAsia="Arial" w:cs="Arial" w:ascii="Arial" w:hAnsi="Arial"/>
+          <w:sz w:val="20"/>
+          <w:szCs w:val="20"/>
+        </w:rPr>
+        <w:t xml:space="preserve"> ba.etudiant.address }}</w:t>
+      </w:r>
+    </w:p>
+    <w:p>
+      <w:pPr>
+        <w:pStyle w:val="Normal"/>
+        <w:spacing w:lineRule="auto" w:line="360"/>
+        <w:jc w:val="left"/>
+        <w:rPr>
+          <w:rFonts w:ascii="Arial" w:hAnsi="Arial" w:eastAsia="Arial" w:cs="Arial"/>
+          <w:sz w:val="20"/>
+          <w:szCs w:val="20"/>
+        </w:rPr>
+      </w:pPr>
+      <w:r>
+        <w:rPr>
+          <w:rFonts w:eastAsia="Arial" w:cs="Arial" w:ascii="Arial" w:hAnsi="Arial"/>
+          <w:sz w:val="20"/>
+          <w:szCs w:val="20"/>
+        </w:rPr>
+        <w:tab/>
+        <w:tab/>
+        <w:t>joignable au : {{ ba.etudiant.mobile }}</w:t>
+      </w:r>
+    </w:p>
+    <w:p>
+      <w:pPr>
+        <w:pStyle w:val="Normal"/>
+        <w:spacing w:lineRule="auto" w:line="360"/>
+        <w:jc w:val="left"/>
+        <w:rPr>
+          <w:rFonts w:ascii="Arial" w:hAnsi="Arial" w:eastAsia="Arial" w:cs="Arial"/>
+          <w:sz w:val="20"/>
+          <w:szCs w:val="20"/>
+        </w:rPr>
+      </w:pPr>
+      <w:r>
+        <w:rPr>
+          <w:rFonts w:eastAsia="Arial" w:cs="Arial" w:ascii="Arial" w:hAnsi="Arial"/>
+          <w:sz w:val="20"/>
+          <w:szCs w:val="20"/>
+        </w:rPr>
+        <w:tab/>
+        <w:tab/>
         <w:t>{{ ba.etudiant.postcode }} {{ ba.etudiant.town }}</w:t>
       </w:r>
     </w:p>
@@ -194,6 +328,9 @@
           <w:sz w:val="20"/>
           <w:szCs w:val="20"/>
         </w:rPr>
+        <w:tab/>
+        <w:tab/>
+        <w:t>ci-après dénommé l’Étudiant</w:t>
       </w:r>
     </w:p>
     <w:p>
@@ -214,7 +351,9 @@
           <w:sz w:val="20"/>
           <w:szCs w:val="20"/>
         </w:rPr>
-        <w:t>ci-après dénommé l’Étudiant</w:t>
+        <w:tab/>
+        <w:tab/>
+        <w:t>D’autre part,</w:t>
       </w:r>
     </w:p>
     <w:p>
@@ -289,7 +428,7 @@
           <w:sz w:val="20"/>
           <w:szCs w:val="20"/>
         </w:rPr>
-        <w:t xml:space="preserve"> par des applications pratiques en entreprise à vocation pédagogique.</w:t>
+        <w:t xml:space="preserve"> par des applications pratiques auprès d’entreprises à vocation pédagogique.</w:t>
       </w:r>
     </w:p>
     <w:p>
@@ -494,7 +633,7 @@
           <w:sz w:val="20"/>
           <w:szCs w:val="20"/>
         </w:rPr>
-        <w:t xml:space="preserve">L'Étudiant a pour obligation de fournir les documents nécessaires à la constitution et à la mise à jour de son dossier étudiant. Il atteste être étudiant de l’établissement </w:t>
+        <w:t xml:space="preserve">Conformément au règlement intérieur de la Junior, l'Étudiant a pour obligation de fournir les documents nécessaires à la constitution et à la mise à jour de son dossier étudiant. Il atteste être étudiant de l’établissement </w:t>
       </w:r>
       <w:r>
         <w:rPr>
@@ -856,24 +995,7 @@
           <w:sz w:val="20"/>
           <w:szCs w:val="20"/>
         </w:rPr>
-        <w:t xml:space="preserve">En cas de non-respect par l'Étudiant de l’une de ses obligations, et plus généralement pour tout préjudice causé à </w:t>
-      </w:r>
-      <w:r>
-        <w:rPr>
-          <w:rFonts w:eastAsia="Arial" w:cs="Arial" w:ascii="Arial" w:hAnsi="Arial"/>
-          <w:sz w:val="20"/>
-          <w:szCs w:val="20"/>
-        </w:rPr>
-        <w:t>Ouest INSA</w:t>
-      </w:r>
-      <w:r>
-        <w:rPr>
-          <w:rFonts w:eastAsia="Arial" w:cs="Arial" w:ascii="Arial" w:hAnsi="Arial"/>
-          <w:color w:val="000000"/>
-          <w:sz w:val="20"/>
-          <w:szCs w:val="20"/>
-        </w:rPr>
-        <w:t>, cette dernière se réserve le droit de prendre à son encontre des mesures prévues par son Règlement Intérieur et ses Statuts.</w:t>
+        <w:t>En cas de non-respect par l'Étudiant des Statuts ou du Règlement Intérieur de Ouest INSA, cette dernière se réserve le droit de prendre à son encontre des mesures prévues par son Règlement Intérieur et ses Statuts pouvant aller jusqu’à l’exclusion de l’adhérent.</w:t>
       </w:r>
     </w:p>
     <w:p>
@@ -1009,6 +1131,211 @@
     <w:p>
       <w:pPr>
         <w:pStyle w:val="Normal"/>
+        <w:spacing w:lineRule="auto" w:line="276"/>
+        <w:rPr>
+          <w:rFonts w:ascii="Arial" w:hAnsi="Arial" w:eastAsia="Arial" w:cs="Arial"/>
+          <w:color w:val="000000"/>
+          <w:sz w:val="20"/>
+          <w:szCs w:val="20"/>
+        </w:rPr>
+      </w:pPr>
+      <w:r>
+        <w:rPr>
+          <w:rFonts w:eastAsia="Arial" w:cs="Arial" w:ascii="Arial" w:hAnsi="Arial"/>
+          <w:color w:val="000000"/>
+          <w:sz w:val="20"/>
+          <w:szCs w:val="20"/>
+        </w:rPr>
+      </w:r>
+    </w:p>
+    <w:tbl>
+      <w:tblPr>
+        <w:tblW w:w="9930" w:type="dxa"/>
+        <w:jc w:val="left"/>
+        <w:tblInd w:w="-48" w:type="dxa"/>
+        <w:tblLayout w:type="fixed"/>
+        <w:tblCellMar>
+          <w:top w:w="55" w:type="dxa"/>
+          <w:left w:w="55" w:type="dxa"/>
+          <w:bottom w:w="55" w:type="dxa"/>
+          <w:right w:w="55" w:type="dxa"/>
+        </w:tblCellMar>
+      </w:tblPr>
+      <w:tblGrid>
+        <w:gridCol w:w="4650"/>
+        <w:gridCol w:w="5279"/>
+      </w:tblGrid>
+      <w:tr>
+        <w:trPr>
+          <w:trHeight w:val="1650" w:hRule="atLeast"/>
+        </w:trPr>
+        <w:tc>
+          <w:tcPr>
+            <w:tcW w:w="4650" w:type="dxa"/>
+            <w:tcBorders/>
+          </w:tcPr>
+          <w:p>
+            <w:pPr>
+              <w:pStyle w:val="Normal"/>
+              <w:widowControl w:val="false"/>
+              <w:ind w:left="-70" w:hanging="0"/>
+              <w:rPr>
+                <w:rFonts w:ascii="Arial" w:hAnsi="Arial" w:eastAsia="Arial" w:cs="Arial"/>
+                <w:color w:val="000000"/>
+                <w:sz w:val="20"/>
+                <w:szCs w:val="20"/>
+              </w:rPr>
+            </w:pPr>
+            <w:r>
+              <w:rPr>
+                <w:rFonts w:eastAsia="Arial" w:cs="Arial" w:ascii="Arial" w:hAnsi="Arial"/>
+                <w:color w:val="000000"/>
+                <w:sz w:val="20"/>
+                <w:szCs w:val="20"/>
+              </w:rPr>
+              <w:t>Pour Ouest INSA,</w:t>
+            </w:r>
+          </w:p>
+          <w:p>
+            <w:pPr>
+              <w:pStyle w:val="Normal"/>
+              <w:widowControl w:val="false"/>
+              <w:ind w:left="-70" w:hanging="0"/>
+              <w:rPr>
+                <w:rFonts w:ascii="Arial" w:hAnsi="Arial" w:eastAsia="Arial" w:cs="Arial"/>
+                <w:color w:val="000000"/>
+                <w:sz w:val="20"/>
+                <w:szCs w:val="20"/>
+              </w:rPr>
+            </w:pPr>
+            <w:r>
+              <w:rPr>
+                <w:rFonts w:eastAsia="Arial" w:cs="Arial" w:ascii="Arial" w:hAnsi="Arial"/>
+                <w:color w:val="000000"/>
+                <w:sz w:val="20"/>
+                <w:szCs w:val="20"/>
+              </w:rPr>
+              <w:t>Matthieu Hillairet,</w:t>
+            </w:r>
+          </w:p>
+          <w:p>
+            <w:pPr>
+              <w:pStyle w:val="Normal"/>
+              <w:widowControl w:val="false"/>
+              <w:ind w:left="-70" w:hanging="0"/>
+              <w:rPr>
+                <w:rFonts w:ascii="Arial" w:hAnsi="Arial" w:eastAsia="Arial" w:cs="Arial"/>
+                <w:color w:val="000000"/>
+                <w:sz w:val="20"/>
+                <w:szCs w:val="20"/>
+              </w:rPr>
+            </w:pPr>
+            <w:r>
+              <w:rPr>
+                <w:rFonts w:eastAsia="Arial" w:cs="Arial" w:ascii="Arial" w:hAnsi="Arial"/>
+                <w:color w:val="000000"/>
+                <w:sz w:val="20"/>
+                <w:szCs w:val="20"/>
+              </w:rPr>
+              <w:t>Président,</w:t>
+            </w:r>
+          </w:p>
+        </w:tc>
+        <w:tc>
+          <w:tcPr>
+            <w:tcW w:w="5279" w:type="dxa"/>
+            <w:tcBorders/>
+          </w:tcPr>
+          <w:p>
+            <w:pPr>
+              <w:pStyle w:val="Contenudetableau"/>
+              <w:widowControl w:val="false"/>
+              <w:rPr>
+                <w:rFonts w:ascii="Arial" w:hAnsi="Arial" w:eastAsia="Arial" w:cs="Arial"/>
+                <w:sz w:val="20"/>
+                <w:szCs w:val="20"/>
+              </w:rPr>
+            </w:pPr>
+            <w:r>
+              <w:rPr>
+                <w:rFonts w:eastAsia="Arial" w:cs="Arial" w:ascii="Arial" w:hAnsi="Arial"/>
+                <w:sz w:val="20"/>
+                <w:szCs w:val="20"/>
+              </w:rPr>
+              <w:t>Pour l’étudiant,</w:t>
+            </w:r>
+          </w:p>
+          <w:p>
+            <w:pPr>
+              <w:pStyle w:val="Normal"/>
+              <w:widowControl w:val="false"/>
+              <w:ind w:left="-70" w:hanging="0"/>
+              <w:rPr>
+                <w:rFonts w:ascii="Arial" w:hAnsi="Arial" w:eastAsia="Arial" w:cs="Arial"/>
+                <w:sz w:val="20"/>
+                <w:szCs w:val="20"/>
+              </w:rPr>
+            </w:pPr>
+            <w:r>
+              <w:rPr>
+                <w:rFonts w:eastAsia="Arial" w:cs="Arial" w:ascii="Arial" w:hAnsi="Arial"/>
+                <w:color w:val="000000"/>
+                <w:sz w:val="20"/>
+                <w:szCs w:val="20"/>
+              </w:rPr>
+              <w:t xml:space="preserve"> </w:t>
+            </w:r>
+            <w:r>
+              <w:rPr>
+                <w:rFonts w:eastAsia="Arial" w:cs="Arial" w:ascii="Arial" w:hAnsi="Arial"/>
+                <w:color w:val="000000"/>
+                <w:sz w:val="20"/>
+                <w:szCs w:val="20"/>
+              </w:rPr>
+              <w:t>{{ ba.etudiant.firstname }}  {{ ba.etudiant.lastname }},</w:t>
+            </w:r>
+          </w:p>
+          <w:p>
+            <w:pPr>
+              <w:pStyle w:val="Normal"/>
+              <w:widowControl w:val="false"/>
+              <w:ind w:left="-70" w:hanging="0"/>
+              <w:rPr>
+                <w:color w:val="000000"/>
+              </w:rPr>
+            </w:pPr>
+            <w:r>
+              <w:rPr>
+                <w:color w:val="000000"/>
+              </w:rPr>
+            </w:r>
+          </w:p>
+        </w:tc>
+      </w:tr>
+    </w:tbl>
+    <w:p>
+      <w:pPr>
+        <w:pStyle w:val="Normal"/>
+        <w:spacing w:lineRule="auto" w:line="276"/>
+        <w:rPr>
+          <w:rFonts w:ascii="Arial" w:hAnsi="Arial" w:eastAsia="Arial" w:cs="Arial"/>
+          <w:color w:val="000000"/>
+          <w:sz w:val="20"/>
+          <w:szCs w:val="20"/>
+        </w:rPr>
+      </w:pPr>
+      <w:r>
+        <w:rPr>
+          <w:rFonts w:eastAsia="Arial" w:cs="Arial" w:ascii="Arial" w:hAnsi="Arial"/>
+          <w:color w:val="000000"/>
+          <w:sz w:val="20"/>
+          <w:szCs w:val="20"/>
+        </w:rPr>
+      </w:r>
+    </w:p>
+    <w:p>
+      <w:pPr>
+        <w:pStyle w:val="Normal"/>
         <w:ind w:left="-70" w:hanging="0"/>
         <w:rPr>
           <w:rFonts w:ascii="Arial" w:hAnsi="Arial" w:eastAsia="Arial" w:cs="Arial"/>
@@ -1024,7 +1351,6 @@
           <w:sz w:val="20"/>
           <w:szCs w:val="20"/>
         </w:rPr>
-        <w:t>Pour l’Étudiant,</w:t>
       </w:r>
     </w:p>
     <w:p>
@@ -1099,56 +1425,7 @@
         </w:rPr>
       </w:pPr>
       <w:r>
-        <w:rPr>
-          <w:rFonts w:eastAsia="Arial" w:cs="Arial" w:ascii="Arial" w:hAnsi="Arial"/>
-          <w:color w:val="000000"/>
-          <w:sz w:val="20"/>
-          <w:szCs w:val="20"/>
-        </w:rPr>
-      </w:r>
-    </w:p>
-    <w:p>
-      <w:pPr>
-        <w:pStyle w:val="Normal"/>
-        <w:ind w:left="-70" w:hanging="0"/>
-        <w:rPr>
-          <w:rFonts w:ascii="Arial" w:hAnsi="Arial" w:eastAsia="Arial" w:cs="Arial"/>
-          <w:color w:val="000000"/>
-          <w:sz w:val="20"/>
-          <w:szCs w:val="20"/>
-        </w:rPr>
-      </w:pPr>
-      <w:r>
-        <w:rPr>
-          <w:rFonts w:eastAsia="Arial" w:cs="Arial" w:ascii="Arial" w:hAnsi="Arial"/>
-          <w:color w:val="000000"/>
-          <w:sz w:val="20"/>
-          <w:szCs w:val="20"/>
-        </w:rPr>
-      </w:r>
-    </w:p>
-    <w:p>
-      <w:pPr>
-        <w:pStyle w:val="Normal"/>
-        <w:ind w:left="-70" w:hanging="0"/>
         <w:rPr/>
-      </w:pPr>
-      <w:r>
-        <w:rPr>
-          <w:rFonts w:eastAsia="Arial" w:cs="Arial" w:ascii="Arial" w:hAnsi="Arial"/>
-          <w:sz w:val="20"/>
-          <w:szCs w:val="20"/>
-        </w:rPr>
-        <w:t>{{ ba.monsieurmadame }}</w:t>
-      </w:r>
-      <w:r>
-        <w:rPr>
-          <w:rFonts w:eastAsia="Arial" w:cs="Arial" w:ascii="Arial" w:hAnsi="Arial"/>
-          <w:color w:val="000000"/>
-          <w:sz w:val="20"/>
-          <w:szCs w:val="20"/>
-        </w:rPr>
-        <w:t xml:space="preserve"> {{ ba.etudiant.lastname }} {{ ba.etudiant.firstname }}</w:t>
       </w:r>
     </w:p>
     <w:sectPr>
@@ -1769,15 +2046,6 @@
         <w:szCs w:val="16"/>
       </w:rPr>
       <w:t xml:space="preserve"> </w:t>
-    </w:r>
-    <w:r>
-      <w:rPr>
-        <w:rFonts w:eastAsia="Arial" w:cs="Arial" w:ascii="Arial" w:hAnsi="Arial"/>
-        <w:color w:val="000000"/>
-        <w:sz w:val="16"/>
-        <w:szCs w:val="16"/>
-      </w:rPr>
-      <w:t>- N° de TVA intracommunautaire FR1433246811500016</w:t>
     </w:r>
   </w:p>
 </w:ftr>
@@ -2319,6 +2587,7 @@
     <w:qFormat/>
     <w:pPr>
       <w:widowControl/>
+      <w:suppressAutoHyphens w:val="true"/>
       <w:bidi w:val="0"/>
       <w:spacing w:before="0" w:after="0"/>
       <w:jc w:val="both"/>
@@ -2329,7 +2598,7 @@
       <w:kern w:val="0"/>
       <w:sz w:val="24"/>
       <w:szCs w:val="24"/>
-      <w:lang w:eastAsia="fr-FR" w:val="fr-FR" w:bidi="ar-SA"/>
+      <w:lang w:val="fr-FR" w:eastAsia="fr-FR" w:bidi="ar-SA"/>
     </w:rPr>
   </w:style>
   <w:style w:type="paragraph" w:styleId="Titre1">
@@ -2618,6 +2887,29 @@
       </w:tabs>
     </w:pPr>
     <w:rPr/>
+  </w:style>
+  <w:style w:type="paragraph" w:styleId="Contenudetableau">
+    <w:name w:val="Contenu de tableau"/>
+    <w:basedOn w:val="Normal"/>
+    <w:qFormat/>
+    <w:pPr>
+      <w:widowControl w:val="false"/>
+      <w:suppressLineNumbers/>
+    </w:pPr>
+    <w:rPr/>
+  </w:style>
+  <w:style w:type="paragraph" w:styleId="Titredetableau">
+    <w:name w:val="Titre de tableau"/>
+    <w:basedOn w:val="Contenudetableau"/>
+    <w:qFormat/>
+    <w:pPr>
+      <w:suppressLineNumbers/>
+      <w:jc w:val="center"/>
+    </w:pPr>
+    <w:rPr>
+      <w:b/>
+      <w:bCs/>
+    </w:rPr>
   </w:style>
   <w:style w:type="numbering" w:styleId="NoList" w:default="1">
     <w:name w:val="No List"/>
